--- a/docs/계약서/PTP_Contractor_Agreement_안내_BRIKKA_261005.docx
+++ b/docs/계약서/PTP_Contractor_Agreement_안내_BRIKKA_261005.docx
@@ -1129,7 +1129,44 @@
           <w:sz w:val="21"/>
           <w:szCs w:val="21"/>
         </w:rPr>
-        <w:t xml:space="preserve">BRIKKA 기능정의서 v1.1과 목업 (계약서 Exhibit A)</w:t>
+        <w:t xml:space="preserve">BRIKKA 기능정의서 v1.2와 목업 (계약서 Exhibit A)</w:t>
+      </w:r>
+    </w:p>
+    <w:p>
+      <w:pPr>
+        <w:pStyle w:val="ListParagraph"/>
+        <w:numPr>
+          <w:ilvl w:val="0"/>
+          <w:numId w:val="3"/>
+        </w:numPr>
+        <w:spacing w:after="70" w:line="288"/>
+      </w:pPr>
+      <w:r>
+        <w:rPr>
+          <w:rFonts w:ascii="Arial" w:eastAsia="Apple SD Gothic Neo" w:hAnsi="Arial"/>
+          <w:b/>
+          <w:bCs/>
+          <w:sz w:val="21"/>
+          <w:szCs w:val="21"/>
+        </w:rPr>
+        <w:t xml:space="preserve">기존 자산 목록: </w:t>
+      </w:r>
+      <w:r>
+        <w:rPr>
+          <w:rFonts w:ascii="Arial" w:eastAsia="Apple SD Gothic Neo" w:hAnsi="Arial"/>
+          <w:sz w:val="21"/>
+          <w:szCs w:val="21"/>
+        </w:rPr>
+        <w:t xml:space="preserve">예전에 만든 코드 중 이 프로젝트에 쓸 것을 계약서 Exhibit C에 적습니다. 없으면 "None".</w:t>
+      </w:r>
+      <w:r>
+        <w:rPr>
+          <w:rFonts w:ascii="Arial" w:eastAsia="Apple SD Gothic Neo" w:hAnsi="Arial"/>
+          <w:color w:val="888888"/>
+          <w:sz w:val="18"/>
+          <w:szCs w:val="18"/>
+        </w:rPr>
+        <w:t xml:space="preserve">  (6.4, Exhibit C)</w:t>
       </w:r>
     </w:p>
     <w:p>
@@ -2060,7 +2097,7 @@
           <w:sz w:val="21"/>
           <w:szCs w:val="21"/>
         </w:rPr>
-        <w:t xml:space="preserve">미리 알려주세요. 소유권은 본인에게 남고, PTP는 이 프로젝트 안에서 쓸 권리만 받습니다.</w:t>
+        <w:t xml:space="preserve">Exhibit C에 적거나 미리 알려주세요. 소유권은 본인에게 남고, PTP는 이 프로젝트 안에서 쓸 권리만 받습니다.</w:t>
       </w:r>
       <w:r>
         <w:rPr>

--- a/docs/계약서/PTP_Contractor_Agreement_안내_BRIKKA_261005.docx
+++ b/docs/계약서/PTP_Contractor_Agreement_안내_BRIKKA_261005.docx
@@ -1129,7 +1129,7 @@
           <w:sz w:val="21"/>
           <w:szCs w:val="21"/>
         </w:rPr>
-        <w:t xml:space="preserve">BRIKKA 기능정의서 v1.2와 목업 (계약서 Exhibit A)</w:t>
+        <w:t xml:space="preserve">BRIKKA 기능정의서 v1.5와 목업 (계약서 Exhibit A)</w:t>
       </w:r>
     </w:p>
     <w:p>
